--- a/TS_Report(old).docx
+++ b/TS_Report(old).docx
@@ -24,28 +24,30 @@
           <w:lang w:val="en-IN" w:eastAsia="en-IN"/>
         </w:rPr>
         <w:drawing>
-          <wp:anchor distT="0" distB="0" distL="114300" distR="114300" simplePos="0" relativeHeight="251659264" behindDoc="0" locked="0" layoutInCell="1" allowOverlap="1" wp14:anchorId="55492844" wp14:editId="1F139A47">
+          <wp:anchor distT="0" distB="0" distL="114300" distR="114300" simplePos="0" relativeHeight="251667456" behindDoc="0" locked="0" layoutInCell="1" allowOverlap="1" wp14:anchorId="0D898C3B" wp14:editId="09527087">
             <wp:simplePos x="0" y="0"/>
             <wp:positionH relativeFrom="leftMargin">
-              <wp:align>right</wp:align>
+              <wp:posOffset>368300</wp:posOffset>
             </wp:positionH>
             <wp:positionV relativeFrom="paragraph">
-              <wp:posOffset>0</wp:posOffset>
+              <wp:posOffset>-635</wp:posOffset>
             </wp:positionV>
-            <wp:extent cx="586105" cy="518160"/>
-            <wp:effectExtent l="0" t="0" r="4445" b="0"/>
+            <wp:extent cx="647700" cy="574201"/>
+            <wp:effectExtent l="0" t="0" r="0" b="0"/>
             <wp:wrapNone/>
-            <wp:docPr id="14" name="Picture 1"/>
-            <wp:cNvGraphicFramePr/>
+            <wp:docPr id="1795763089" name="Picture 1"/>
+            <wp:cNvGraphicFramePr>
+              <a:graphicFrameLocks xmlns:a="http://schemas.openxmlformats.org/drawingml/2006/main" noChangeAspect="1"/>
+            </wp:cNvGraphicFramePr>
             <a:graphic xmlns:a="http://schemas.openxmlformats.org/drawingml/2006/main">
               <a:graphicData uri="http://schemas.openxmlformats.org/drawingml/2006/picture">
                 <pic:pic xmlns:pic="http://schemas.openxmlformats.org/drawingml/2006/picture">
                   <pic:nvPicPr>
-                    <pic:cNvPr id="2" name="Picture 1" descr="C:\Users\ISE\Downloads\DSCE Logo - JPG.jpg"/>
+                    <pic:cNvPr id="1795763089" name="Picture 1795763089"/>
                     <pic:cNvPicPr/>
                   </pic:nvPicPr>
                   <pic:blipFill>
-                    <a:blip r:embed="rId8" cstate="print">
+                    <a:blip r:embed="rId8">
                       <a:extLst>
                         <a:ext uri="{28A0092B-C50C-407E-A947-70E740481C1C}">
                           <a14:useLocalDpi xmlns:a14="http://schemas.microsoft.com/office/drawing/2010/main" val="0"/>
@@ -56,18 +58,14 @@
                       <a:fillRect/>
                     </a:stretch>
                   </pic:blipFill>
-                  <pic:spPr bwMode="auto">
+                  <pic:spPr>
                     <a:xfrm>
                       <a:off x="0" y="0"/>
-                      <a:ext cx="586105" cy="518160"/>
+                      <a:ext cx="647700" cy="574201"/>
                     </a:xfrm>
                     <a:prstGeom prst="rect">
                       <a:avLst/>
                     </a:prstGeom>
-                    <a:noFill/>
-                    <a:ln>
-                      <a:noFill/>
-                    </a:ln>
                   </pic:spPr>
                 </pic:pic>
               </a:graphicData>
@@ -88,31 +86,32 @@
           <w:noProof/>
           <w:sz w:val="34"/>
           <w:szCs w:val="34"/>
-          <w:lang w:val="en-IN" w:eastAsia="en-IN"/>
         </w:rPr>
         <w:drawing>
-          <wp:anchor distT="0" distB="0" distL="114300" distR="114300" simplePos="0" relativeHeight="251661312" behindDoc="0" locked="0" layoutInCell="1" allowOverlap="1" wp14:anchorId="2FFA4467" wp14:editId="10A1C1ED">
+          <wp:anchor distT="0" distB="0" distL="114300" distR="114300" simplePos="0" relativeHeight="251668480" behindDoc="0" locked="0" layoutInCell="1" allowOverlap="1" wp14:anchorId="33480663" wp14:editId="2667FA11">
             <wp:simplePos x="0" y="0"/>
             <wp:positionH relativeFrom="column">
-              <wp:posOffset>5707380</wp:posOffset>
+              <wp:posOffset>5842000</wp:posOffset>
             </wp:positionH>
             <wp:positionV relativeFrom="paragraph">
-              <wp:posOffset>-144779</wp:posOffset>
+              <wp:posOffset>-127000</wp:posOffset>
             </wp:positionV>
-            <wp:extent cx="586740" cy="756920"/>
-            <wp:effectExtent l="0" t="0" r="3810" b="5080"/>
+            <wp:extent cx="685800" cy="904875"/>
+            <wp:effectExtent l="0" t="0" r="0" b="9525"/>
             <wp:wrapNone/>
-            <wp:docPr id="15" name="Picture 2"/>
-            <wp:cNvGraphicFramePr/>
+            <wp:docPr id="1109883511" name="Picture 2"/>
+            <wp:cNvGraphicFramePr>
+              <a:graphicFrameLocks xmlns:a="http://schemas.openxmlformats.org/drawingml/2006/main" noChangeAspect="1"/>
+            </wp:cNvGraphicFramePr>
             <a:graphic xmlns:a="http://schemas.openxmlformats.org/drawingml/2006/main">
               <a:graphicData uri="http://schemas.openxmlformats.org/drawingml/2006/picture">
                 <pic:pic xmlns:pic="http://schemas.openxmlformats.org/drawingml/2006/picture">
                   <pic:nvPicPr>
-                    <pic:cNvPr id="3" name="Picture 2"/>
+                    <pic:cNvPr id="1109883511" name="Picture 1109883511"/>
                     <pic:cNvPicPr/>
                   </pic:nvPicPr>
                   <pic:blipFill>
-                    <a:blip r:embed="rId9" cstate="print">
+                    <a:blip r:embed="rId9">
                       <a:extLst>
                         <a:ext uri="{28A0092B-C50C-407E-A947-70E740481C1C}">
                           <a14:useLocalDpi xmlns:a14="http://schemas.microsoft.com/office/drawing/2010/main" val="0"/>
@@ -123,28 +122,18 @@
                       <a:fillRect/>
                     </a:stretch>
                   </pic:blipFill>
-                  <pic:spPr bwMode="auto">
+                  <pic:spPr>
                     <a:xfrm>
                       <a:off x="0" y="0"/>
-                      <a:ext cx="586740" cy="756920"/>
+                      <a:ext cx="685800" cy="904875"/>
                     </a:xfrm>
                     <a:prstGeom prst="rect">
                       <a:avLst/>
                     </a:prstGeom>
-                    <a:noFill/>
-                    <a:ln>
-                      <a:noFill/>
-                    </a:ln>
                   </pic:spPr>
                 </pic:pic>
               </a:graphicData>
             </a:graphic>
-            <wp14:sizeRelH relativeFrom="margin">
-              <wp14:pctWidth>0</wp14:pctWidth>
-            </wp14:sizeRelH>
-            <wp14:sizeRelV relativeFrom="margin">
-              <wp14:pctHeight>0</wp14:pctHeight>
-            </wp14:sizeRelV>
           </wp:anchor>
         </w:drawing>
       </w:r>
@@ -2702,7 +2691,7 @@
           <w:lang w:val="en-IN" w:eastAsia="en-IN"/>
         </w:rPr>
         <w:drawing>
-          <wp:inline distT="0" distB="0" distL="0" distR="0" wp14:anchorId="1F33CC61" wp14:editId="1E4C15C2">
+          <wp:inline distT="0" distB="0" distL="0" distR="0" wp14:anchorId="1F33CC61" wp14:editId="4B577052">
             <wp:extent cx="1043607" cy="981075"/>
             <wp:effectExtent l="0" t="0" r="0" b="0"/>
             <wp:docPr id="3" name="Picture 4" descr="C:\Users\ISE\Downloads\DSCE Logo - JPG.jpg"/>
@@ -9620,7 +9609,6 @@
         </w:rPr>
         <w:sectPr>
           <w:headerReference w:type="default" r:id="rId12"/>
-          <w:footerReference w:type="default" r:id="rId13"/>
           <w:pgSz w:w="12240" w:h="15840"/>
           <w:pgMar w:top="1440" w:right="1440" w:bottom="1440" w:left="1440" w:header="720" w:footer="720" w:gutter="0"/>
           <w:pgBorders w:offsetFrom="page">
@@ -10028,7 +10016,7 @@
                     <pic:cNvPicPr/>
                   </pic:nvPicPr>
                   <pic:blipFill>
-                    <a:blip r:embed="rId14">
+                    <a:blip r:embed="rId13">
                       <a:extLst>
                         <a:ext uri="{28A0092B-C50C-407E-A947-70E740481C1C}">
                           <a14:useLocalDpi xmlns:a14="http://schemas.microsoft.com/office/drawing/2010/main" val="0"/>
@@ -18430,7 +18418,7 @@
                     <pic:cNvPicPr/>
                   </pic:nvPicPr>
                   <pic:blipFill rotWithShape="1">
-                    <a:blip r:embed="rId15">
+                    <a:blip r:embed="rId14">
                       <a:extLst>
                         <a:ext uri="{28A0092B-C50C-407E-A947-70E740481C1C}">
                           <a14:useLocalDpi xmlns:a14="http://schemas.microsoft.com/office/drawing/2010/main" val="0"/>
@@ -18690,7 +18678,7 @@
                     <pic:cNvPicPr/>
                   </pic:nvPicPr>
                   <pic:blipFill>
-                    <a:blip r:embed="rId16">
+                    <a:blip r:embed="rId15">
                       <a:extLst>
                         <a:ext uri="{28A0092B-C50C-407E-A947-70E740481C1C}">
                           <a14:useLocalDpi xmlns:a14="http://schemas.microsoft.com/office/drawing/2010/main" val="0"/>
@@ -18880,7 +18868,7 @@
                     <pic:cNvPicPr/>
                   </pic:nvPicPr>
                   <pic:blipFill>
-                    <a:blip r:embed="rId17" cstate="print">
+                    <a:blip r:embed="rId16" cstate="print">
                       <a:extLst>
                         <a:ext uri="{28A0092B-C50C-407E-A947-70E740481C1C}">
                           <a14:useLocalDpi xmlns:a14="http://schemas.microsoft.com/office/drawing/2010/main" val="0"/>
@@ -19108,7 +19096,7 @@
                     <pic:cNvPicPr/>
                   </pic:nvPicPr>
                   <pic:blipFill>
-                    <a:blip r:embed="rId18">
+                    <a:blip r:embed="rId17">
                       <a:extLst>
                         <a:ext uri="{28A0092B-C50C-407E-A947-70E740481C1C}">
                           <a14:useLocalDpi xmlns:a14="http://schemas.microsoft.com/office/drawing/2010/main" val="0"/>
@@ -21071,15 +21059,10 @@
       </w:pPr>
     </w:p>
     <w:sectPr>
+      <w:headerReference w:type="default" r:id="rId18"/>
       <w:footerReference w:type="default" r:id="rId19"/>
       <w:pgSz w:w="12240" w:h="15840"/>
       <w:pgMar w:top="1440" w:right="1440" w:bottom="1440" w:left="1440" w:header="720" w:footer="720" w:gutter="0"/>
-      <w:pgBorders w:offsetFrom="page">
-        <w:top w:val="thinThickSmallGap" w:sz="18" w:space="24" w:color="auto"/>
-        <w:left w:val="thinThickSmallGap" w:sz="18" w:space="16" w:color="auto"/>
-        <w:bottom w:val="thickThinSmallGap" w:sz="18" w:space="24" w:color="auto"/>
-        <w:right w:val="thickThinSmallGap" w:sz="18" w:space="15" w:color="auto"/>
-      </w:pgBorders>
       <w:pgNumType w:start="1"/>
       <w:cols w:space="720"/>
       <w:docGrid w:linePitch="360"/>
@@ -21276,169 +21259,6 @@
 </w:ftr>
 </file>
 
-<file path=word/footer2.xml><?xml version="1.0" encoding="utf-8"?>
-<w:ftr xmlns:wpc="http://schemas.microsoft.com/office/word/2010/wordprocessingCanvas" xmlns:cx="http://schemas.microsoft.com/office/drawing/2014/chartex" xmlns:cx1="http://schemas.microsoft.com/office/drawing/2015/9/8/chartex" xmlns:cx2="http://schemas.microsoft.com/office/drawing/2015/10/21/chartex" xmlns:cx3="http://schemas.microsoft.com/office/drawing/2016/5/9/chartex" xmlns:cx4="http://schemas.microsoft.com/office/drawing/2016/5/10/chartex" xmlns:cx5="http://schemas.microsoft.com/office/drawing/2016/5/11/chartex" xmlns:cx6="http://schemas.microsoft.com/office/drawing/2016/5/12/chartex" xmlns:cx7="http://schemas.microsoft.com/office/drawing/2016/5/13/chartex" xmlns:cx8="http://schemas.microsoft.com/office/drawing/2016/5/14/chartex" xmlns:mc="http://schemas.openxmlformats.org/markup-compatibility/2006" xmlns:aink="http://schemas.microsoft.com/office/drawing/2016/ink" xmlns:am3d="http://schemas.microsoft.com/office/drawing/2017/model3d" xmlns:o="urn:schemas-microsoft-com:office:office" xmlns:oel="http://schemas.microsoft.com/office/2019/extlst" xmlns:r="http://schemas.openxmlformats.org/officeDocument/2006/relationships" xmlns:m="http://schemas.openxmlformats.org/officeDocument/2006/math" xmlns:v="urn:schemas-microsoft-com:vml" xmlns:wp14="http://schemas.microsoft.com/office/word/2010/wordprocessingDrawing" xmlns:wp="http://schemas.openxmlformats.org/drawingml/2006/wordprocessingDrawing" xmlns:w10="urn:schemas-microsoft-com:office:word" xmlns:w="http://schemas.openxmlformats.org/wordprocessingml/2006/main" xmlns:w14="http://schemas.microsoft.com/office/word/2010/wordml" xmlns:w15="http://schemas.microsoft.com/office/word/2012/wordml" xmlns:w16cex="http://schemas.microsoft.com/office/word/2018/wordml/cex" xmlns:w16cid="http://schemas.microsoft.com/office/word/2016/wordml/cid" xmlns:w16="http://schemas.microsoft.com/office/word/2018/wordml" xmlns:w16du="http://schemas.microsoft.com/office/word/2023/wordml/word16du" xmlns:w16sdtdh="http://schemas.microsoft.com/office/word/2020/wordml/sdtdatahash" xmlns:w16sdtfl="http://schemas.microsoft.com/office/word/2024/wordml/sdtformatlock" xmlns:w16se="http://schemas.microsoft.com/office/word/2015/wordml/symex" xmlns:wpg="http://schemas.microsoft.com/office/word/2010/wordprocessingGroup" xmlns:wpi="http://schemas.microsoft.com/office/word/2010/wordprocessingInk" xmlns:wne="http://schemas.microsoft.com/office/word/2006/wordml" xmlns:wps="http://schemas.microsoft.com/office/word/2010/wordprocessingShape" mc:Ignorable="w14 w15 w16se w16cid w16 w16cex w16sdtdh w16sdtfl w16du wp14">
-  <w:p>
-    <w:pPr>
-      <w:pBdr>
-        <w:top w:val="thinThickSmallGap" w:sz="24" w:space="1" w:color="823B0B" w:themeColor="accent2" w:themeShade="7F"/>
-      </w:pBdr>
-      <w:tabs>
-        <w:tab w:val="center" w:pos="4680"/>
-      </w:tabs>
-      <w:spacing w:after="0" w:line="240" w:lineRule="auto"/>
-      <w:ind w:right="-846" w:hanging="709"/>
-      <w:rPr>
-        <w:rFonts w:ascii="Times New Roman" w:eastAsia="Times New Roman" w:hAnsi="Times New Roman" w:cs="Times New Roman"/>
-        <w:sz w:val="20"/>
-      </w:rPr>
-    </w:pPr>
-    <w:r>
-      <w:rPr>
-        <w:rFonts w:ascii="Times New Roman" w:eastAsiaTheme="majorEastAsia" w:hAnsi="Times New Roman" w:cs="Times New Roman"/>
-        <w:b/>
-        <w:sz w:val="20"/>
-      </w:rPr>
-      <w:t xml:space="preserve">     </w:t>
-    </w:r>
-    <w:r>
-      <w:rPr>
-        <w:rFonts w:ascii="Times New Roman" w:eastAsiaTheme="majorEastAsia" w:hAnsi="Times New Roman" w:cs="Times New Roman"/>
-        <w:sz w:val="20"/>
-      </w:rPr>
-      <w:t xml:space="preserve">Dept. of </w:t>
-    </w:r>
-    <w:r>
-      <w:rPr>
-        <w:rFonts w:ascii="Times New Roman" w:eastAsiaTheme="majorEastAsia" w:hAnsi="Times New Roman" w:cs="Times New Roman"/>
-        <w:sz w:val="20"/>
-      </w:rPr>
-      <w:t>C</w:t>
-    </w:r>
-    <w:r>
-      <w:rPr>
-        <w:rFonts w:ascii="Times New Roman" w:eastAsiaTheme="majorEastAsia" w:hAnsi="Times New Roman" w:cs="Times New Roman"/>
-        <w:sz w:val="20"/>
-      </w:rPr>
-      <w:t>SE</w:t>
-    </w:r>
-    <w:r>
-      <w:rPr>
-        <w:rFonts w:ascii="Times New Roman" w:eastAsiaTheme="majorEastAsia" w:hAnsi="Times New Roman" w:cs="Times New Roman"/>
-        <w:sz w:val="20"/>
-      </w:rPr>
-      <w:t>(CY)</w:t>
-    </w:r>
-    <w:r>
-      <w:rPr>
-        <w:rFonts w:ascii="Times New Roman" w:eastAsiaTheme="majorEastAsia" w:hAnsi="Times New Roman" w:cs="Times New Roman"/>
-        <w:sz w:val="20"/>
-      </w:rPr>
-      <w:t>, DSCE</w:t>
-    </w:r>
-    <w:r>
-      <w:rPr>
-        <w:rFonts w:ascii="Times New Roman" w:eastAsiaTheme="majorEastAsia" w:hAnsi="Times New Roman" w:cs="Times New Roman"/>
-        <w:szCs w:val="32"/>
-      </w:rPr>
-      <w:t xml:space="preserve">                                                </w:t>
-    </w:r>
-    <w:r>
-      <w:rPr>
-        <w:rFonts w:ascii="Times New Roman" w:eastAsiaTheme="majorEastAsia" w:hAnsi="Times New Roman" w:cs="Times New Roman"/>
-        <w:szCs w:val="32"/>
-      </w:rPr>
-      <w:t xml:space="preserve">   </w:t>
-    </w:r>
-    <w:r>
-      <w:rPr>
-        <w:rFonts w:ascii="Times New Roman" w:eastAsiaTheme="majorEastAsia" w:hAnsi="Times New Roman" w:cs="Times New Roman"/>
-        <w:szCs w:val="32"/>
-      </w:rPr>
-      <w:t xml:space="preserve"> </w:t>
-    </w:r>
-    <w:r>
-      <w:rPr>
-        <w:rFonts w:ascii="Times New Roman" w:hAnsi="Times New Roman" w:cs="Times New Roman"/>
-        <w:sz w:val="20"/>
-      </w:rPr>
-      <w:t>AY 2025</w:t>
-    </w:r>
-    <w:r>
-      <w:rPr>
-        <w:rFonts w:ascii="Times New Roman" w:hAnsi="Times New Roman" w:cs="Times New Roman"/>
-        <w:sz w:val="20"/>
-      </w:rPr>
-      <w:t>-2</w:t>
-    </w:r>
-    <w:r>
-      <w:rPr>
-        <w:rFonts w:ascii="Times New Roman" w:hAnsi="Times New Roman" w:cs="Times New Roman"/>
-        <w:sz w:val="20"/>
-      </w:rPr>
-      <w:t>6</w:t>
-    </w:r>
-    <w:r>
-      <w:rPr>
-        <w:rFonts w:ascii="Times New Roman" w:hAnsi="Times New Roman" w:cs="Times New Roman"/>
-        <w:sz w:val="20"/>
-      </w:rPr>
-      <w:t xml:space="preserve">                                                                           </w:t>
-    </w:r>
-    <w:r>
-      <w:rPr>
-        <w:rFonts w:ascii="Times New Roman" w:hAnsi="Times New Roman" w:cs="Times New Roman"/>
-        <w:sz w:val="20"/>
-      </w:rPr>
-      <w:t xml:space="preserve">    </w:t>
-    </w:r>
-    <w:r>
-      <w:rPr>
-        <w:rFonts w:ascii="Times New Roman" w:hAnsi="Times New Roman" w:cs="Times New Roman"/>
-        <w:sz w:val="20"/>
-      </w:rPr>
-      <w:t xml:space="preserve">   </w:t>
-    </w:r>
-    <w:r>
-      <w:rPr>
-        <w:rFonts w:ascii="Times New Roman" w:hAnsi="Times New Roman" w:cs="Times New Roman"/>
-        <w:sz w:val="20"/>
-      </w:rPr>
-      <w:fldChar w:fldCharType="begin"/>
-    </w:r>
-    <w:r>
-      <w:rPr>
-        <w:rFonts w:ascii="Times New Roman" w:hAnsi="Times New Roman" w:cs="Times New Roman"/>
-        <w:sz w:val="20"/>
-      </w:rPr>
-      <w:instrText xml:space="preserve"> PAGE   \* MERGEFORMAT </w:instrText>
-    </w:r>
-    <w:r>
-      <w:rPr>
-        <w:rFonts w:ascii="Times New Roman" w:hAnsi="Times New Roman" w:cs="Times New Roman"/>
-        <w:sz w:val="20"/>
-      </w:rPr>
-      <w:fldChar w:fldCharType="separate"/>
-    </w:r>
-    <w:r>
-      <w:rPr>
-        <w:rFonts w:ascii="Times New Roman" w:hAnsi="Times New Roman" w:cs="Times New Roman"/>
-        <w:noProof/>
-        <w:sz w:val="20"/>
-      </w:rPr>
-      <w:t>19</w:t>
-    </w:r>
-    <w:r>
-      <w:rPr>
-        <w:rFonts w:ascii="Times New Roman" w:hAnsi="Times New Roman" w:cs="Times New Roman"/>
-        <w:sz w:val="20"/>
-      </w:rPr>
-      <w:fldChar w:fldCharType="end"/>
-    </w:r>
-  </w:p>
-</w:ftr>
-</file>
-
 <file path=word/footnotes.xml><?xml version="1.0" encoding="utf-8"?>
 <w:footnotes xmlns:wpc="http://schemas.microsoft.com/office/word/2010/wordprocessingCanvas" xmlns:cx="http://schemas.microsoft.com/office/drawing/2014/chartex" xmlns:cx1="http://schemas.microsoft.com/office/drawing/2015/9/8/chartex" xmlns:cx2="http://schemas.microsoft.com/office/drawing/2015/10/21/chartex" xmlns:cx3="http://schemas.microsoft.com/office/drawing/2016/5/9/chartex" xmlns:cx4="http://schemas.microsoft.com/office/drawing/2016/5/10/chartex" xmlns:cx5="http://schemas.microsoft.com/office/drawing/2016/5/11/chartex" xmlns:cx6="http://schemas.microsoft.com/office/drawing/2016/5/12/chartex" xmlns:cx7="http://schemas.microsoft.com/office/drawing/2016/5/13/chartex" xmlns:cx8="http://schemas.microsoft.com/office/drawing/2016/5/14/chartex" xmlns:mc="http://schemas.openxmlformats.org/markup-compatibility/2006" xmlns:aink="http://schemas.microsoft.com/office/drawing/2016/ink" xmlns:am3d="http://schemas.microsoft.com/office/drawing/2017/model3d" xmlns:o="urn:schemas-microsoft-com:office:office" xmlns:oel="http://schemas.microsoft.com/office/2019/extlst" xmlns:r="http://schemas.openxmlformats.org/officeDocument/2006/relationships" xmlns:m="http://schemas.openxmlformats.org/officeDocument/2006/math" xmlns:v="urn:schemas-microsoft-com:vml" xmlns:wp14="http://schemas.microsoft.com/office/word/2010/wordprocessingDrawing" xmlns:wp="http://schemas.openxmlformats.org/drawingml/2006/wordprocessingDrawing" xmlns:w10="urn:schemas-microsoft-com:office:word" xmlns:w="http://schemas.openxmlformats.org/wordprocessingml/2006/main" xmlns:w14="http://schemas.microsoft.com/office/word/2010/wordml" xmlns:w15="http://schemas.microsoft.com/office/word/2012/wordml" xmlns:w16cex="http://schemas.microsoft.com/office/word/2018/wordml/cex" xmlns:w16cid="http://schemas.microsoft.com/office/word/2016/wordml/cid" xmlns:w16="http://schemas.microsoft.com/office/word/2018/wordml" xmlns:w16du="http://schemas.microsoft.com/office/word/2023/wordml/word16du" xmlns:w16sdtdh="http://schemas.microsoft.com/office/word/2020/wordml/sdtdatahash" xmlns:w16sdtfl="http://schemas.microsoft.com/office/word/2024/wordml/sdtformatlock" xmlns:w16se="http://schemas.microsoft.com/office/word/2015/wordml/symex" xmlns:wpg="http://schemas.microsoft.com/office/word/2010/wordprocessingGroup" xmlns:wpi="http://schemas.microsoft.com/office/word/2010/wordprocessingInk" xmlns:wne="http://schemas.microsoft.com/office/word/2006/wordml" xmlns:wps="http://schemas.microsoft.com/office/word/2010/wordprocessingShape" mc:Ignorable="w14 w15 w16se w16cid w16 w16cex w16sdtdh w16sdtfl w16du wp14">
   <w:footnote w:type="separator" w:id="-1">
@@ -21465,6 +21285,25 @@
 </file>
 
 <file path=word/header1.xml><?xml version="1.0" encoding="utf-8"?>
+<w:hdr xmlns:wpc="http://schemas.microsoft.com/office/word/2010/wordprocessingCanvas" xmlns:cx="http://schemas.microsoft.com/office/drawing/2014/chartex" xmlns:cx1="http://schemas.microsoft.com/office/drawing/2015/9/8/chartex" xmlns:cx2="http://schemas.microsoft.com/office/drawing/2015/10/21/chartex" xmlns:cx3="http://schemas.microsoft.com/office/drawing/2016/5/9/chartex" xmlns:cx4="http://schemas.microsoft.com/office/drawing/2016/5/10/chartex" xmlns:cx5="http://schemas.microsoft.com/office/drawing/2016/5/11/chartex" xmlns:cx6="http://schemas.microsoft.com/office/drawing/2016/5/12/chartex" xmlns:cx7="http://schemas.microsoft.com/office/drawing/2016/5/13/chartex" xmlns:cx8="http://schemas.microsoft.com/office/drawing/2016/5/14/chartex" xmlns:mc="http://schemas.openxmlformats.org/markup-compatibility/2006" xmlns:aink="http://schemas.microsoft.com/office/drawing/2016/ink" xmlns:am3d="http://schemas.microsoft.com/office/drawing/2017/model3d" xmlns:o="urn:schemas-microsoft-com:office:office" xmlns:oel="http://schemas.microsoft.com/office/2019/extlst" xmlns:r="http://schemas.openxmlformats.org/officeDocument/2006/relationships" xmlns:m="http://schemas.openxmlformats.org/officeDocument/2006/math" xmlns:v="urn:schemas-microsoft-com:vml" xmlns:wp14="http://schemas.microsoft.com/office/word/2010/wordprocessingDrawing" xmlns:wp="http://schemas.openxmlformats.org/drawingml/2006/wordprocessingDrawing" xmlns:w10="urn:schemas-microsoft-com:office:word" xmlns:w="http://schemas.openxmlformats.org/wordprocessingml/2006/main" xmlns:w14="http://schemas.microsoft.com/office/word/2010/wordml" xmlns:w15="http://schemas.microsoft.com/office/word/2012/wordml" xmlns:w16cex="http://schemas.microsoft.com/office/word/2018/wordml/cex" xmlns:w16cid="http://schemas.microsoft.com/office/word/2016/wordml/cid" xmlns:w16="http://schemas.microsoft.com/office/word/2018/wordml" xmlns:w16du="http://schemas.microsoft.com/office/word/2023/wordml/word16du" xmlns:w16sdtdh="http://schemas.microsoft.com/office/word/2020/wordml/sdtdatahash" xmlns:w16sdtfl="http://schemas.microsoft.com/office/word/2024/wordml/sdtformatlock" xmlns:w16se="http://schemas.microsoft.com/office/word/2015/wordml/symex" xmlns:wpg="http://schemas.microsoft.com/office/word/2010/wordprocessingGroup" xmlns:wpi="http://schemas.microsoft.com/office/word/2010/wordprocessingInk" xmlns:wne="http://schemas.microsoft.com/office/word/2006/wordml" xmlns:wps="http://schemas.microsoft.com/office/word/2010/wordprocessingShape" mc:Ignorable="w14 w15 w16se w16cid w16 w16cex w16sdtdh w16sdtfl w16du wp14">
+  <w:p>
+    <w:pPr>
+      <w:tabs>
+        <w:tab w:val="center" w:pos="4680"/>
+        <w:tab w:val="right" w:pos="9360"/>
+      </w:tabs>
+      <w:spacing w:after="0" w:line="240" w:lineRule="auto"/>
+      <w:ind w:left="-426" w:firstLine="426"/>
+      <w:jc w:val="center"/>
+      <w:rPr>
+        <w:rFonts w:ascii="Calibri" w:eastAsia="Times New Roman" w:hAnsi="Calibri" w:cs="Times New Roman"/>
+      </w:rPr>
+    </w:pPr>
+  </w:p>
+</w:hdr>
+</file>
+
+<file path=word/header2.xml><?xml version="1.0" encoding="utf-8"?>
 <w:hdr xmlns:wpc="http://schemas.microsoft.com/office/word/2010/wordprocessingCanvas" xmlns:cx="http://schemas.microsoft.com/office/drawing/2014/chartex" xmlns:cx1="http://schemas.microsoft.com/office/drawing/2015/9/8/chartex" xmlns:cx2="http://schemas.microsoft.com/office/drawing/2015/10/21/chartex" xmlns:cx3="http://schemas.microsoft.com/office/drawing/2016/5/9/chartex" xmlns:cx4="http://schemas.microsoft.com/office/drawing/2016/5/10/chartex" xmlns:cx5="http://schemas.microsoft.com/office/drawing/2016/5/11/chartex" xmlns:cx6="http://schemas.microsoft.com/office/drawing/2016/5/12/chartex" xmlns:cx7="http://schemas.microsoft.com/office/drawing/2016/5/13/chartex" xmlns:cx8="http://schemas.microsoft.com/office/drawing/2016/5/14/chartex" xmlns:mc="http://schemas.openxmlformats.org/markup-compatibility/2006" xmlns:aink="http://schemas.microsoft.com/office/drawing/2016/ink" xmlns:am3d="http://schemas.microsoft.com/office/drawing/2017/model3d" xmlns:o="urn:schemas-microsoft-com:office:office" xmlns:oel="http://schemas.microsoft.com/office/2019/extlst" xmlns:r="http://schemas.openxmlformats.org/officeDocument/2006/relationships" xmlns:m="http://schemas.openxmlformats.org/officeDocument/2006/math" xmlns:v="urn:schemas-microsoft-com:vml" xmlns:wp14="http://schemas.microsoft.com/office/word/2010/wordprocessingDrawing" xmlns:wp="http://schemas.openxmlformats.org/drawingml/2006/wordprocessingDrawing" xmlns:w10="urn:schemas-microsoft-com:office:word" xmlns:w="http://schemas.openxmlformats.org/wordprocessingml/2006/main" xmlns:w14="http://schemas.microsoft.com/office/word/2010/wordml" xmlns:w15="http://schemas.microsoft.com/office/word/2012/wordml" xmlns:w16cex="http://schemas.microsoft.com/office/word/2018/wordml/cex" xmlns:w16cid="http://schemas.microsoft.com/office/word/2016/wordml/cid" xmlns:w16="http://schemas.microsoft.com/office/word/2018/wordml" xmlns:w16du="http://schemas.microsoft.com/office/word/2023/wordml/word16du" xmlns:w16sdtdh="http://schemas.microsoft.com/office/word/2020/wordml/sdtdatahash" xmlns:w16sdtfl="http://schemas.microsoft.com/office/word/2024/wordml/sdtformatlock" xmlns:w16se="http://schemas.microsoft.com/office/word/2015/wordml/symex" xmlns:wpg="http://schemas.microsoft.com/office/word/2010/wordprocessingGroup" xmlns:wpi="http://schemas.microsoft.com/office/word/2010/wordprocessingInk" xmlns:wne="http://schemas.microsoft.com/office/word/2006/wordml" xmlns:wps="http://schemas.microsoft.com/office/word/2010/wordprocessingShape" mc:Ignorable="w14 w15 w16se w16cid w16 w16cex w16sdtdh w16sdtfl w16du wp14">
   <w:p>
     <w:pPr>
@@ -21511,16 +21350,7 @@
   </w:p>
   <w:p>
     <w:pPr>
-      <w:tabs>
-        <w:tab w:val="center" w:pos="4680"/>
-        <w:tab w:val="right" w:pos="9360"/>
-      </w:tabs>
-      <w:spacing w:after="0" w:line="240" w:lineRule="auto"/>
-      <w:ind w:left="-426" w:firstLine="426"/>
-      <w:jc w:val="center"/>
-      <w:rPr>
-        <w:rFonts w:ascii="Calibri" w:eastAsia="Times New Roman" w:hAnsi="Calibri" w:cs="Times New Roman"/>
-      </w:rPr>
+      <w:pStyle w:val="Header"/>
     </w:pPr>
   </w:p>
 </w:hdr>
@@ -24110,6 +23940,20 @@
       <w:iCs/>
     </w:rPr>
   </w:style>
+  <w:style w:type="paragraph" w:styleId="NoSpacing">
+    <w:name w:val="No Spacing"/>
+    <w:uiPriority w:val="1"/>
+    <w:qFormat/>
+    <w:rsid w:val="006C6D2D"/>
+    <w:pPr>
+      <w:spacing w:after="0" w:line="240" w:lineRule="auto"/>
+    </w:pPr>
+    <w:rPr>
+      <w:color w:val="44546A" w:themeColor="text2"/>
+      <w:sz w:val="20"/>
+      <w:szCs w:val="20"/>
+    </w:rPr>
+  </w:style>
 </w:styles>
 </file>
 
